--- a/pr-preview/pr-310/linear-algebra-projections.docx
+++ b/pr-preview/pr-310/linear-algebra-projections.docx
@@ -15,7 +15,7 @@
         <w:pStyle w:val="Date"/>
       </w:pPr>
       <w:r>
-        <w:t xml:space="preserve">Last modified: 2026-10-15 08:32:48 (PDT)</w:t>
+        <w:t xml:space="preserve">Last modified: 2026-10-15 13:37:28 (PDT)</w:t>
       </w:r>
     </w:p>
     <w:bookmarkStart w:id="149" w:name="design-matrix"/>
@@ -7496,7 +7496,7 @@
           <w:rPr>
             <w:rStyle w:val="Hyperlink"/>
           </w:rPr>
-          <w:t xml:space="preserve">Definition 3 in Direct Sums and Orthogonal Complements</w:t>
+          <w:t xml:space="preserve">Definition 4 in Direct Sums and Orthogonal Complements</w:t>
         </w:r>
       </w:hyperlink>
       <w:r>
@@ -9788,7 +9788,7 @@
           <w:rPr>
             <w:rStyle w:val="Hyperlink"/>
           </w:rPr>
-          <w:t xml:space="preserve">Definition 4 in Direct Sums and Orthogonal Complements</w:t>
+          <w:t xml:space="preserve">Definition 5 in Direct Sums and Orthogonal Complements</w:t>
         </w:r>
       </w:hyperlink>
       <w:r>
@@ -12351,7 +12351,7 @@
                   <m:nor/>
                   <m:sty m:val="p"/>
                 </m:rPr>
-                <m:t>Definition 7 in Vectors</m:t>
+                <m:t>Definition 8 in Vectors</m:t>
               </m:r>
               <m:r>
                 <m:rPr>
@@ -12428,7 +12428,7 @@
           <w:rPr>
             <w:rStyle w:val="Hyperlink"/>
           </w:rPr>
-          <w:t xml:space="preserve">Definition 17 in Vectors</w:t>
+          <w:t xml:space="preserve">Definition 19 in Vectors</w:t>
         </w:r>
       </w:hyperlink>
       <w:r>
@@ -12501,7 +12501,7 @@
           <w:rPr>
             <w:rStyle w:val="Hyperlink"/>
           </w:rPr>
-          <w:t xml:space="preserve">Definition 10 in Matrices</w:t>
+          <w:t xml:space="preserve">Definition 12 in Matrices</w:t>
         </w:r>
       </w:hyperlink>
       <w:r>
@@ -17348,7 +17348,7 @@
           <w:rPr>
             <w:rStyle w:val="Hyperlink"/>
           </w:rPr>
-          <w:t xml:space="preserve">Definition 12 in Vectors</w:t>
+          <w:t xml:space="preserve">Definition 14 in Vectors</w:t>
         </w:r>
       </w:hyperlink>
       <w:r>
@@ -17565,7 +17565,7 @@
           <w:rPr>
             <w:rStyle w:val="Hyperlink"/>
           </w:rPr>
-          <w:t xml:space="preserve">Definition 12 in Vectors</w:t>
+          <w:t xml:space="preserve">Definition 14 in Vectors</w:t>
         </w:r>
       </w:hyperlink>
       <w:r>
@@ -20433,7 +20433,7 @@
           <w:rPr>
             <w:rStyle w:val="Hyperlink"/>
           </w:rPr>
-          <w:t xml:space="preserve">Definition 8 in Subspaces and Rank</w:t>
+          <w:t xml:space="preserve">Definition 9 in Subspaces and Rank</w:t>
         </w:r>
       </w:hyperlink>
       <w:r>
@@ -34607,7 +34607,7 @@
           <w:rPr>
             <w:rStyle w:val="Hyperlink"/>
           </w:rPr>
-          <w:t xml:space="preserve">Definition 10 in Column Space, Null Space and Rank-Nullity</w:t>
+          <w:t xml:space="preserve">Definition 11 in Column Space, Null Space and Rank-Nullity</w:t>
         </w:r>
       </w:hyperlink>
       <w:r>
@@ -40920,7 +40920,7 @@
           <w:rPr>
             <w:rStyle w:val="Hyperlink"/>
           </w:rPr>
-          <w:t xml:space="preserve">Definition 12 in Matrices</w:t>
+          <w:t xml:space="preserve">Definition 14 in Matrices</w:t>
         </w:r>
       </w:hyperlink>
       <w:r>
@@ -41336,7 +41336,7 @@
           <w:rPr>
             <w:rStyle w:val="Hyperlink"/>
           </w:rPr>
-          <w:t xml:space="preserve">Definition 11 in Matrices</w:t>
+          <w:t xml:space="preserve">Definition 13 in Matrices</w:t>
         </w:r>
       </w:hyperlink>
       <w:r>
@@ -47885,7 +47885,7 @@
           <w:rPr>
             <w:rStyle w:val="Hyperlink"/>
           </w:rPr>
-          <w:t xml:space="preserve">Definition 8 in Subspaces and Rank</w:t>
+          <w:t xml:space="preserve">Definition 9 in Subspaces and Rank</w:t>
         </w:r>
       </w:hyperlink>
       <w:r>
@@ -56199,7 +56199,7 @@
                   <m:nor/>
                   <m:sty m:val="p"/>
                 </m:rPr>
-                <m:t>Definition 11 in Matrices</m:t>
+                <m:t>Definition 13 in Matrices</m:t>
               </m:r>
               <m:r>
                 <m:rPr>
@@ -58423,7 +58423,7 @@
           <w:rPr>
             <w:rStyle w:val="Hyperlink"/>
           </w:rPr>
-          <w:t xml:space="preserve">Definition 17 in Vectors</w:t>
+          <w:t xml:space="preserve">Definition 19 in Vectors</w:t>
         </w:r>
       </w:hyperlink>
       <w:r>
